--- a/input/E023 OnAir Fest/On Air Fest Live Script.docx
+++ b/input/E023 OnAir Fest/On Air Fest Live Script.docx
@@ -319,18 +319,16 @@
       <w:pPr>
         <w:spacing w:after="280" w:lineRule="auto"/>
         <w:rPr>
-          <w:strike w:val="1"/>
-          <w:color w:val="a3a3a3"/>
-          <w:sz w:val="24"/>
-          <w:szCs w:val="24"/>
-        </w:rPr>
-      </w:pPr>
-    </w:p>
-    <w:p>
-      <w:pPr>
-        <w:spacing w:after="280" w:lineRule="auto"/>
-        <w:rPr>
-          <w:strike w:val="1"/>
+          <w:color w:val="a3a3a3"/>
+          <w:sz w:val="24"/>
+          <w:szCs w:val="24"/>
+        </w:rPr>
+      </w:pPr>
+    </w:p>
+    <w:p>
+      <w:pPr>
+        <w:spacing w:after="280" w:lineRule="auto"/>
+        <w:rPr>
           <w:color w:val="a3a3a3"/>
           <w:sz w:val="24"/>
           <w:szCs w:val="24"/>
@@ -360,18 +358,16 @@
       <w:pPr>
         <w:spacing w:after="280" w:lineRule="auto"/>
         <w:rPr>
-          <w:strike w:val="1"/>
-          <w:color w:val="a3a3a3"/>
-          <w:sz w:val="24"/>
-          <w:szCs w:val="24"/>
-        </w:rPr>
-      </w:pPr>
-    </w:p>
-    <w:p>
-      <w:pPr>
-        <w:spacing w:after="280" w:lineRule="auto"/>
-        <w:rPr>
-          <w:strike w:val="1"/>
+          <w:color w:val="a3a3a3"/>
+          <w:sz w:val="24"/>
+          <w:szCs w:val="24"/>
+        </w:rPr>
+      </w:pPr>
+    </w:p>
+    <w:p>
+      <w:pPr>
+        <w:spacing w:after="280" w:lineRule="auto"/>
+        <w:rPr>
           <w:color w:val="a3a3a3"/>
           <w:sz w:val="24"/>
           <w:szCs w:val="24"/>
@@ -401,7 +397,6 @@
       <w:pPr>
         <w:spacing w:after="280" w:lineRule="auto"/>
         <w:rPr>
-          <w:strike w:val="1"/>
           <w:color w:val="a3a3a3"/>
           <w:sz w:val="24"/>
           <w:szCs w:val="24"/>
@@ -1768,7 +1763,6 @@
       <w:pPr>
         <w:spacing w:after="280" w:lineRule="auto"/>
         <w:rPr>
-          <w:strike w:val="1"/>
           <w:color w:val="a3a3a3"/>
           <w:sz w:val="24"/>
           <w:szCs w:val="24"/>
@@ -2101,7 +2095,6 @@
       <w:pPr>
         <w:spacing w:after="280" w:lineRule="auto"/>
         <w:rPr>
-          <w:strike w:val="1"/>
           <w:color w:val="a3a3a3"/>
           <w:sz w:val="24"/>
           <w:szCs w:val="24"/>
@@ -2201,7 +2194,6 @@
       <w:pPr>
         <w:spacing w:after="280" w:lineRule="auto"/>
         <w:rPr>
-          <w:strike w:val="1"/>
           <w:color w:val="a3a3a3"/>
           <w:sz w:val="24"/>
           <w:szCs w:val="24"/>
@@ -2321,7 +2313,6 @@
       <w:pPr>
         <w:spacing w:after="280" w:lineRule="auto"/>
         <w:rPr>
-          <w:strike w:val="1"/>
           <w:color w:val="a3a3a3"/>
           <w:sz w:val="24"/>
           <w:szCs w:val="24"/>
@@ -3289,7 +3280,6 @@
       <w:pPr>
         <w:spacing w:after="280" w:lineRule="auto"/>
         <w:rPr>
-          <w:strike w:val="1"/>
           <w:color w:val="a3a3a3"/>
           <w:sz w:val="24"/>
           <w:szCs w:val="24"/>
@@ -3510,7 +3500,6 @@
       <w:pPr>
         <w:spacing w:after="280" w:lineRule="auto"/>
         <w:rPr>
-          <w:strike w:val="1"/>
           <w:color w:val="a3a3a3"/>
           <w:sz w:val="24"/>
           <w:szCs w:val="24"/>
@@ -3529,7 +3518,6 @@
       <w:pPr>
         <w:spacing w:after="280" w:lineRule="auto"/>
         <w:rPr>
-          <w:strike w:val="1"/>
           <w:color w:val="a3a3a3"/>
           <w:sz w:val="24"/>
           <w:szCs w:val="24"/>
@@ -3604,7 +3592,6 @@
       <w:pPr>
         <w:spacing w:after="280" w:lineRule="auto"/>
         <w:rPr>
-          <w:strike w:val="1"/>
           <w:color w:val="a3a3a3"/>
           <w:sz w:val="24"/>
           <w:szCs w:val="24"/>
@@ -3742,7 +3729,6 @@
       <w:pPr>
         <w:spacing w:after="280" w:lineRule="auto"/>
         <w:rPr>
-          <w:strike w:val="1"/>
           <w:color w:val="a3a3a3"/>
           <w:sz w:val="24"/>
           <w:szCs w:val="24"/>
@@ -5320,7 +5306,6 @@
       <w:pPr>
         <w:spacing w:after="280" w:lineRule="auto"/>
         <w:rPr>
-          <w:strike w:val="1"/>
           <w:color w:val="a3a3a3"/>
           <w:sz w:val="24"/>
           <w:szCs w:val="24"/>
@@ -5350,18 +5335,16 @@
       <w:pPr>
         <w:spacing w:after="280" w:lineRule="auto"/>
         <w:rPr>
-          <w:strike w:val="1"/>
-          <w:color w:val="a3a3a3"/>
-          <w:sz w:val="24"/>
-          <w:szCs w:val="24"/>
-        </w:rPr>
-      </w:pPr>
-    </w:p>
-    <w:p>
-      <w:pPr>
-        <w:spacing w:after="280" w:lineRule="auto"/>
-        <w:rPr>
-          <w:strike w:val="1"/>
+          <w:color w:val="a3a3a3"/>
+          <w:sz w:val="24"/>
+          <w:szCs w:val="24"/>
+        </w:rPr>
+      </w:pPr>
+    </w:p>
+    <w:p>
+      <w:pPr>
+        <w:spacing w:after="280" w:lineRule="auto"/>
+        <w:rPr>
           <w:color w:val="a3a3a3"/>
           <w:sz w:val="24"/>
           <w:szCs w:val="24"/>
@@ -6115,7 +6098,6 @@
       <w:pPr>
         <w:spacing w:after="280" w:lineRule="auto"/>
         <w:rPr>
-          <w:strike w:val="1"/>
           <w:color w:val="a3a3a3"/>
           <w:sz w:val="24"/>
           <w:szCs w:val="24"/>
@@ -6145,7 +6127,6 @@
       <w:pPr>
         <w:spacing w:after="280" w:lineRule="auto"/>
         <w:rPr>
-          <w:strike w:val="1"/>
           <w:color w:val="a3a3a3"/>
           <w:sz w:val="24"/>
           <w:szCs w:val="24"/>
@@ -6175,7 +6156,6 @@
       <w:pPr>
         <w:spacing w:after="280" w:lineRule="auto"/>
         <w:rPr>
-          <w:strike w:val="1"/>
           <w:color w:val="a3a3a3"/>
           <w:sz w:val="24"/>
           <w:szCs w:val="24"/>
@@ -6205,7 +6185,6 @@
       <w:pPr>
         <w:spacing w:after="280" w:lineRule="auto"/>
         <w:rPr>
-          <w:strike w:val="1"/>
           <w:color w:val="a3a3a3"/>
           <w:sz w:val="24"/>
           <w:szCs w:val="24"/>
@@ -6235,7 +6214,6 @@
       <w:pPr>
         <w:spacing w:after="280" w:lineRule="auto"/>
         <w:rPr>
-          <w:strike w:val="1"/>
           <w:color w:val="a3a3a3"/>
           <w:sz w:val="24"/>
           <w:szCs w:val="24"/>
@@ -6265,7 +6243,6 @@
       <w:pPr>
         <w:spacing w:after="280" w:lineRule="auto"/>
         <w:rPr>
-          <w:strike w:val="1"/>
           <w:color w:val="a3a3a3"/>
           <w:sz w:val="24"/>
           <w:szCs w:val="24"/>
@@ -6295,7 +6272,6 @@
       <w:pPr>
         <w:spacing w:after="280" w:lineRule="auto"/>
         <w:rPr>
-          <w:strike w:val="1"/>
           <w:color w:val="a3a3a3"/>
           <w:sz w:val="24"/>
           <w:szCs w:val="24"/>
@@ -6325,7 +6301,6 @@
       <w:pPr>
         <w:spacing w:after="280" w:lineRule="auto"/>
         <w:rPr>
-          <w:strike w:val="1"/>
           <w:color w:val="a3a3a3"/>
           <w:sz w:val="24"/>
           <w:szCs w:val="24"/>
@@ -6355,7 +6330,6 @@
       <w:pPr>
         <w:spacing w:after="280" w:lineRule="auto"/>
         <w:rPr>
-          <w:strike w:val="1"/>
           <w:color w:val="a3a3a3"/>
           <w:sz w:val="24"/>
           <w:szCs w:val="24"/>
@@ -6385,7 +6359,6 @@
       <w:pPr>
         <w:spacing w:after="280" w:lineRule="auto"/>
         <w:rPr>
-          <w:strike w:val="1"/>
           <w:color w:val="a3a3a3"/>
           <w:sz w:val="24"/>
           <w:szCs w:val="24"/>
@@ -6415,7 +6388,6 @@
       <w:pPr>
         <w:spacing w:after="280" w:lineRule="auto"/>
         <w:rPr>
-          <w:strike w:val="1"/>
           <w:color w:val="a3a3a3"/>
           <w:sz w:val="24"/>
           <w:szCs w:val="24"/>
@@ -6445,7 +6417,6 @@
       <w:pPr>
         <w:spacing w:after="280" w:lineRule="auto"/>
         <w:rPr>
-          <w:strike w:val="1"/>
           <w:color w:val="a3a3a3"/>
           <w:sz w:val="24"/>
           <w:szCs w:val="24"/>
@@ -6475,7 +6446,6 @@
       <w:pPr>
         <w:spacing w:after="280" w:lineRule="auto"/>
         <w:rPr>
-          <w:strike w:val="1"/>
           <w:color w:val="a3a3a3"/>
           <w:sz w:val="24"/>
           <w:szCs w:val="24"/>
@@ -6505,29 +6475,26 @@
       <w:pPr>
         <w:spacing w:after="280" w:lineRule="auto"/>
         <w:rPr>
-          <w:strike w:val="1"/>
-          <w:color w:val="a3a3a3"/>
-          <w:sz w:val="24"/>
-          <w:szCs w:val="24"/>
-        </w:rPr>
-      </w:pPr>
-    </w:p>
-    <w:p>
-      <w:pPr>
-        <w:spacing w:after="280" w:lineRule="auto"/>
-        <w:rPr>
-          <w:strike w:val="1"/>
-          <w:color w:val="a3a3a3"/>
-          <w:sz w:val="24"/>
-          <w:szCs w:val="24"/>
-        </w:rPr>
-      </w:pPr>
-    </w:p>
-    <w:p>
-      <w:pPr>
-        <w:spacing w:after="280" w:lineRule="auto"/>
-        <w:rPr>
-          <w:strike w:val="1"/>
+          <w:color w:val="a3a3a3"/>
+          <w:sz w:val="24"/>
+          <w:szCs w:val="24"/>
+        </w:rPr>
+      </w:pPr>
+    </w:p>
+    <w:p>
+      <w:pPr>
+        <w:spacing w:after="280" w:lineRule="auto"/>
+        <w:rPr>
+          <w:color w:val="a3a3a3"/>
+          <w:sz w:val="24"/>
+          <w:szCs w:val="24"/>
+        </w:rPr>
+      </w:pPr>
+    </w:p>
+    <w:p>
+      <w:pPr>
+        <w:spacing w:after="280" w:lineRule="auto"/>
+        <w:rPr>
           <w:color w:val="a3a3a3"/>
           <w:sz w:val="24"/>
           <w:szCs w:val="24"/>
@@ -6557,7 +6524,6 @@
       <w:pPr>
         <w:spacing w:after="280" w:lineRule="auto"/>
         <w:rPr>
-          <w:strike w:val="1"/>
           <w:color w:val="a3a3a3"/>
           <w:sz w:val="24"/>
           <w:szCs w:val="24"/>
@@ -6587,7 +6553,6 @@
       <w:pPr>
         <w:spacing w:after="280" w:lineRule="auto"/>
         <w:rPr>
-          <w:strike w:val="1"/>
           <w:color w:val="a3a3a3"/>
           <w:sz w:val="24"/>
           <w:szCs w:val="24"/>
@@ -6617,7 +6582,6 @@
       <w:pPr>
         <w:spacing w:after="280" w:lineRule="auto"/>
         <w:rPr>
-          <w:strike w:val="1"/>
           <w:color w:val="a3a3a3"/>
           <w:sz w:val="24"/>
           <w:szCs w:val="24"/>
@@ -6647,7 +6611,6 @@
       <w:pPr>
         <w:spacing w:after="280" w:lineRule="auto"/>
         <w:rPr>
-          <w:strike w:val="1"/>
           <w:color w:val="a3a3a3"/>
           <w:sz w:val="24"/>
           <w:szCs w:val="24"/>
@@ -6677,7 +6640,6 @@
       <w:pPr>
         <w:spacing w:after="280" w:lineRule="auto"/>
         <w:rPr>
-          <w:strike w:val="1"/>
           <w:color w:val="a3a3a3"/>
           <w:sz w:val="24"/>
           <w:szCs w:val="24"/>
@@ -6707,7 +6669,6 @@
       <w:pPr>
         <w:spacing w:after="280" w:lineRule="auto"/>
         <w:rPr>
-          <w:strike w:val="1"/>
           <w:color w:val="a3a3a3"/>
           <w:sz w:val="24"/>
           <w:szCs w:val="24"/>
@@ -6737,7 +6698,6 @@
       <w:pPr>
         <w:spacing w:after="280" w:lineRule="auto"/>
         <w:rPr>
-          <w:strike w:val="1"/>
           <w:color w:val="a3a3a3"/>
           <w:sz w:val="24"/>
           <w:szCs w:val="24"/>
@@ -6767,7 +6727,6 @@
       <w:pPr>
         <w:spacing w:after="280" w:lineRule="auto"/>
         <w:rPr>
-          <w:strike w:val="1"/>
           <w:color w:val="a3a3a3"/>
           <w:sz w:val="24"/>
           <w:szCs w:val="24"/>
@@ -6797,7 +6756,6 @@
       <w:pPr>
         <w:spacing w:after="280" w:lineRule="auto"/>
         <w:rPr>
-          <w:strike w:val="1"/>
           <w:color w:val="a3a3a3"/>
           <w:sz w:val="24"/>
           <w:szCs w:val="24"/>
@@ -6827,7 +6785,6 @@
       <w:pPr>
         <w:spacing w:after="280" w:lineRule="auto"/>
         <w:rPr>
-          <w:strike w:val="1"/>
           <w:color w:val="a3a3a3"/>
           <w:sz w:val="24"/>
           <w:szCs w:val="24"/>
@@ -6857,7 +6814,6 @@
       <w:pPr>
         <w:spacing w:after="280" w:lineRule="auto"/>
         <w:rPr>
-          <w:strike w:val="1"/>
           <w:color w:val="a3a3a3"/>
           <w:sz w:val="24"/>
           <w:szCs w:val="24"/>
@@ -6887,7 +6843,6 @@
       <w:pPr>
         <w:spacing w:after="280" w:lineRule="auto"/>
         <w:rPr>
-          <w:strike w:val="1"/>
           <w:color w:val="a3a3a3"/>
           <w:sz w:val="24"/>
           <w:szCs w:val="24"/>
@@ -6917,7 +6872,6 @@
       <w:pPr>
         <w:spacing w:after="280" w:lineRule="auto"/>
         <w:rPr>
-          <w:strike w:val="1"/>
           <w:color w:val="a3a3a3"/>
           <w:sz w:val="24"/>
           <w:szCs w:val="24"/>
@@ -6947,7 +6901,6 @@
       <w:pPr>
         <w:spacing w:after="280" w:lineRule="auto"/>
         <w:rPr>
-          <w:strike w:val="1"/>
           <w:color w:val="a3a3a3"/>
           <w:sz w:val="24"/>
           <w:szCs w:val="24"/>
@@ -6977,7 +6930,6 @@
       <w:pPr>
         <w:spacing w:after="280" w:lineRule="auto"/>
         <w:rPr>
-          <w:strike w:val="1"/>
           <w:color w:val="a3a3a3"/>
           <w:sz w:val="24"/>
           <w:szCs w:val="24"/>
@@ -7007,29 +6959,26 @@
       <w:pPr>
         <w:spacing w:after="280" w:lineRule="auto"/>
         <w:rPr>
-          <w:strike w:val="1"/>
-          <w:color w:val="a3a3a3"/>
-          <w:sz w:val="24"/>
-          <w:szCs w:val="24"/>
-        </w:rPr>
-      </w:pPr>
-    </w:p>
-    <w:p>
-      <w:pPr>
-        <w:spacing w:after="280" w:lineRule="auto"/>
-        <w:rPr>
-          <w:strike w:val="1"/>
-          <w:color w:val="a3a3a3"/>
-          <w:sz w:val="24"/>
-          <w:szCs w:val="24"/>
-        </w:rPr>
-      </w:pPr>
-    </w:p>
-    <w:p>
-      <w:pPr>
-        <w:spacing w:after="280" w:lineRule="auto"/>
-        <w:rPr>
-          <w:strike w:val="1"/>
+          <w:color w:val="a3a3a3"/>
+          <w:sz w:val="24"/>
+          <w:szCs w:val="24"/>
+        </w:rPr>
+      </w:pPr>
+    </w:p>
+    <w:p>
+      <w:pPr>
+        <w:spacing w:after="280" w:lineRule="auto"/>
+        <w:rPr>
+          <w:color w:val="a3a3a3"/>
+          <w:sz w:val="24"/>
+          <w:szCs w:val="24"/>
+        </w:rPr>
+      </w:pPr>
+    </w:p>
+    <w:p>
+      <w:pPr>
+        <w:spacing w:after="280" w:lineRule="auto"/>
+        <w:rPr>
           <w:color w:val="a3a3a3"/>
           <w:sz w:val="24"/>
           <w:szCs w:val="24"/>
@@ -7059,7 +7008,6 @@
       <w:pPr>
         <w:spacing w:after="280" w:lineRule="auto"/>
         <w:rPr>
-          <w:strike w:val="1"/>
           <w:color w:val="a3a3a3"/>
           <w:sz w:val="24"/>
           <w:szCs w:val="24"/>
@@ -7089,7 +7037,6 @@
       <w:pPr>
         <w:spacing w:after="280" w:lineRule="auto"/>
         <w:rPr>
-          <w:strike w:val="1"/>
           <w:color w:val="a3a3a3"/>
           <w:sz w:val="24"/>
           <w:szCs w:val="24"/>
@@ -7119,7 +7066,6 @@
       <w:pPr>
         <w:spacing w:after="280" w:lineRule="auto"/>
         <w:rPr>
-          <w:strike w:val="1"/>
           <w:color w:val="a3a3a3"/>
           <w:sz w:val="24"/>
           <w:szCs w:val="24"/>
@@ -7149,7 +7095,6 @@
       <w:pPr>
         <w:spacing w:after="280" w:lineRule="auto"/>
         <w:rPr>
-          <w:strike w:val="1"/>
           <w:color w:val="a3a3a3"/>
           <w:sz w:val="24"/>
           <w:szCs w:val="24"/>
@@ -7179,18 +7124,16 @@
       <w:pPr>
         <w:spacing w:after="280" w:lineRule="auto"/>
         <w:rPr>
-          <w:strike w:val="1"/>
-          <w:color w:val="a3a3a3"/>
-          <w:sz w:val="24"/>
-          <w:szCs w:val="24"/>
-        </w:rPr>
-      </w:pPr>
-    </w:p>
-    <w:p>
-      <w:pPr>
-        <w:spacing w:after="280" w:lineRule="auto"/>
-        <w:rPr>
-          <w:strike w:val="1"/>
+          <w:color w:val="a3a3a3"/>
+          <w:sz w:val="24"/>
+          <w:szCs w:val="24"/>
+        </w:rPr>
+      </w:pPr>
+    </w:p>
+    <w:p>
+      <w:pPr>
+        <w:spacing w:after="280" w:lineRule="auto"/>
+        <w:rPr>
           <w:color w:val="a3a3a3"/>
           <w:sz w:val="24"/>
           <w:szCs w:val="24"/>
@@ -7220,7 +7163,6 @@
       <w:pPr>
         <w:spacing w:after="280" w:lineRule="auto"/>
         <w:rPr>
-          <w:strike w:val="1"/>
           <w:color w:val="a3a3a3"/>
           <w:sz w:val="24"/>
           <w:szCs w:val="24"/>
@@ -7250,7 +7192,6 @@
       <w:pPr>
         <w:spacing w:after="280" w:lineRule="auto"/>
         <w:rPr>
-          <w:strike w:val="1"/>
           <w:color w:val="a3a3a3"/>
           <w:sz w:val="24"/>
           <w:szCs w:val="24"/>
@@ -7280,7 +7221,6 @@
       <w:pPr>
         <w:spacing w:after="280" w:lineRule="auto"/>
         <w:rPr>
-          <w:strike w:val="1"/>
           <w:color w:val="a3a3a3"/>
           <w:sz w:val="24"/>
           <w:szCs w:val="24"/>
@@ -7310,7 +7250,6 @@
       <w:pPr>
         <w:spacing w:after="280" w:lineRule="auto"/>
         <w:rPr>
-          <w:strike w:val="1"/>
           <w:color w:val="a3a3a3"/>
           <w:sz w:val="24"/>
           <w:szCs w:val="24"/>
@@ -7340,7 +7279,6 @@
       <w:pPr>
         <w:spacing w:after="280" w:lineRule="auto"/>
         <w:rPr>
-          <w:strike w:val="1"/>
           <w:color w:val="a3a3a3"/>
           <w:sz w:val="24"/>
           <w:szCs w:val="24"/>
@@ -7370,7 +7308,6 @@
       <w:pPr>
         <w:spacing w:after="280" w:lineRule="auto"/>
         <w:rPr>
-          <w:strike w:val="1"/>
           <w:color w:val="a3a3a3"/>
           <w:sz w:val="24"/>
           <w:szCs w:val="24"/>
@@ -7400,7 +7337,6 @@
       <w:pPr>
         <w:spacing w:after="280" w:lineRule="auto"/>
         <w:rPr>
-          <w:strike w:val="1"/>
           <w:color w:val="a3a3a3"/>
           <w:sz w:val="24"/>
           <w:szCs w:val="24"/>
@@ -7430,7 +7366,6 @@
       <w:pPr>
         <w:spacing w:after="280" w:lineRule="auto"/>
         <w:rPr>
-          <w:strike w:val="1"/>
           <w:color w:val="a3a3a3"/>
           <w:sz w:val="24"/>
           <w:szCs w:val="24"/>
@@ -7460,7 +7395,6 @@
       <w:pPr>
         <w:spacing w:after="280" w:lineRule="auto"/>
         <w:rPr>
-          <w:strike w:val="1"/>
           <w:color w:val="a3a3a3"/>
           <w:sz w:val="24"/>
           <w:szCs w:val="24"/>
@@ -7490,7 +7424,6 @@
       <w:pPr>
         <w:spacing w:after="280" w:lineRule="auto"/>
         <w:rPr>
-          <w:strike w:val="1"/>
           <w:color w:val="a3a3a3"/>
           <w:sz w:val="24"/>
           <w:szCs w:val="24"/>
@@ -7520,7 +7453,6 @@
       <w:pPr>
         <w:spacing w:after="280" w:lineRule="auto"/>
         <w:rPr>
-          <w:strike w:val="1"/>
           <w:color w:val="a3a3a3"/>
           <w:sz w:val="24"/>
           <w:szCs w:val="24"/>
@@ -7550,7 +7482,6 @@
       <w:pPr>
         <w:spacing w:after="280" w:lineRule="auto"/>
         <w:rPr>
-          <w:strike w:val="1"/>
           <w:color w:val="a3a3a3"/>
           <w:sz w:val="24"/>
           <w:szCs w:val="24"/>
@@ -7580,7 +7511,6 @@
       <w:pPr>
         <w:spacing w:after="280" w:lineRule="auto"/>
         <w:rPr>
-          <w:strike w:val="1"/>
           <w:color w:val="a3a3a3"/>
           <w:sz w:val="24"/>
           <w:szCs w:val="24"/>
@@ -7610,7 +7540,6 @@
       <w:pPr>
         <w:spacing w:after="280" w:lineRule="auto"/>
         <w:rPr>
-          <w:strike w:val="1"/>
           <w:color w:val="a3a3a3"/>
           <w:sz w:val="24"/>
           <w:szCs w:val="24"/>
@@ -7640,7 +7569,6 @@
       <w:pPr>
         <w:spacing w:after="280" w:lineRule="auto"/>
         <w:rPr>
-          <w:strike w:val="1"/>
           <w:color w:val="a3a3a3"/>
           <w:sz w:val="24"/>
           <w:szCs w:val="24"/>
@@ -7670,7 +7598,6 @@
       <w:pPr>
         <w:spacing w:after="280" w:lineRule="auto"/>
         <w:rPr>
-          <w:strike w:val="1"/>
           <w:color w:val="a3a3a3"/>
           <w:sz w:val="24"/>
           <w:szCs w:val="24"/>
@@ -7700,7 +7627,6 @@
       <w:pPr>
         <w:spacing w:after="280" w:lineRule="auto"/>
         <w:rPr>
-          <w:strike w:val="1"/>
           <w:color w:val="a3a3a3"/>
           <w:sz w:val="24"/>
           <w:szCs w:val="24"/>
@@ -7730,18 +7656,16 @@
       <w:pPr>
         <w:spacing w:after="280" w:lineRule="auto"/>
         <w:rPr>
-          <w:strike w:val="1"/>
-          <w:color w:val="a3a3a3"/>
-          <w:sz w:val="24"/>
-          <w:szCs w:val="24"/>
-        </w:rPr>
-      </w:pPr>
-    </w:p>
-    <w:p>
-      <w:pPr>
-        <w:spacing w:after="280" w:lineRule="auto"/>
-        <w:rPr>
-          <w:strike w:val="1"/>
+          <w:color w:val="a3a3a3"/>
+          <w:sz w:val="24"/>
+          <w:szCs w:val="24"/>
+        </w:rPr>
+      </w:pPr>
+    </w:p>
+    <w:p>
+      <w:pPr>
+        <w:spacing w:after="280" w:lineRule="auto"/>
+        <w:rPr>
           <w:color w:val="a3a3a3"/>
           <w:sz w:val="24"/>
           <w:szCs w:val="24"/>
@@ -7771,7 +7695,6 @@
       <w:pPr>
         <w:spacing w:after="280" w:lineRule="auto"/>
         <w:rPr>
-          <w:strike w:val="1"/>
           <w:color w:val="a3a3a3"/>
           <w:sz w:val="24"/>
           <w:szCs w:val="24"/>
@@ -7801,7 +7724,6 @@
       <w:pPr>
         <w:spacing w:after="280" w:lineRule="auto"/>
         <w:rPr>
-          <w:strike w:val="1"/>
           <w:color w:val="a3a3a3"/>
           <w:sz w:val="24"/>
           <w:szCs w:val="24"/>
@@ -7831,7 +7753,6 @@
       <w:pPr>
         <w:spacing w:after="280" w:lineRule="auto"/>
         <w:rPr>
-          <w:strike w:val="1"/>
           <w:color w:val="a3a3a3"/>
           <w:sz w:val="24"/>
           <w:szCs w:val="24"/>
@@ -7861,7 +7782,6 @@
       <w:pPr>
         <w:spacing w:after="280" w:lineRule="auto"/>
         <w:rPr>
-          <w:strike w:val="1"/>
           <w:color w:val="a3a3a3"/>
           <w:sz w:val="24"/>
           <w:szCs w:val="24"/>
@@ -7891,7 +7811,6 @@
       <w:pPr>
         <w:spacing w:after="280" w:lineRule="auto"/>
         <w:rPr>
-          <w:strike w:val="1"/>
           <w:color w:val="a3a3a3"/>
           <w:sz w:val="24"/>
           <w:szCs w:val="24"/>
@@ -7921,29 +7840,26 @@
       <w:pPr>
         <w:spacing w:after="280" w:lineRule="auto"/>
         <w:rPr>
-          <w:strike w:val="1"/>
-          <w:color w:val="a3a3a3"/>
-          <w:sz w:val="24"/>
-          <w:szCs w:val="24"/>
-        </w:rPr>
-      </w:pPr>
-    </w:p>
-    <w:p>
-      <w:pPr>
-        <w:spacing w:after="280" w:lineRule="auto"/>
-        <w:rPr>
-          <w:strike w:val="1"/>
-          <w:color w:val="a3a3a3"/>
-          <w:sz w:val="24"/>
-          <w:szCs w:val="24"/>
-        </w:rPr>
-      </w:pPr>
-    </w:p>
-    <w:p>
-      <w:pPr>
-        <w:spacing w:after="280" w:lineRule="auto"/>
-        <w:rPr>
-          <w:strike w:val="1"/>
+          <w:color w:val="a3a3a3"/>
+          <w:sz w:val="24"/>
+          <w:szCs w:val="24"/>
+        </w:rPr>
+      </w:pPr>
+    </w:p>
+    <w:p>
+      <w:pPr>
+        <w:spacing w:after="280" w:lineRule="auto"/>
+        <w:rPr>
+          <w:color w:val="a3a3a3"/>
+          <w:sz w:val="24"/>
+          <w:szCs w:val="24"/>
+        </w:rPr>
+      </w:pPr>
+    </w:p>
+    <w:p>
+      <w:pPr>
+        <w:spacing w:after="280" w:lineRule="auto"/>
+        <w:rPr>
           <w:color w:val="a3a3a3"/>
           <w:sz w:val="24"/>
           <w:szCs w:val="24"/>
@@ -7973,7 +7889,6 @@
       <w:pPr>
         <w:spacing w:after="280" w:lineRule="auto"/>
         <w:rPr>
-          <w:strike w:val="1"/>
           <w:color w:val="a3a3a3"/>
           <w:sz w:val="24"/>
           <w:szCs w:val="24"/>
@@ -8003,18 +7918,16 @@
       <w:pPr>
         <w:spacing w:after="280" w:lineRule="auto"/>
         <w:rPr>
-          <w:strike w:val="1"/>
-          <w:color w:val="a3a3a3"/>
-          <w:sz w:val="24"/>
-          <w:szCs w:val="24"/>
-        </w:rPr>
-      </w:pPr>
-    </w:p>
-    <w:p>
-      <w:pPr>
-        <w:spacing w:after="280" w:lineRule="auto"/>
-        <w:rPr>
-          <w:strike w:val="1"/>
+          <w:color w:val="a3a3a3"/>
+          <w:sz w:val="24"/>
+          <w:szCs w:val="24"/>
+        </w:rPr>
+      </w:pPr>
+    </w:p>
+    <w:p>
+      <w:pPr>
+        <w:spacing w:after="280" w:lineRule="auto"/>
+        <w:rPr>
           <w:color w:val="a3a3a3"/>
           <w:sz w:val="24"/>
           <w:szCs w:val="24"/>
@@ -8044,18 +7957,16 @@
       <w:pPr>
         <w:spacing w:after="280" w:lineRule="auto"/>
         <w:rPr>
-          <w:strike w:val="1"/>
-          <w:color w:val="a3a3a3"/>
-          <w:sz w:val="24"/>
-          <w:szCs w:val="24"/>
-        </w:rPr>
-      </w:pPr>
-    </w:p>
-    <w:p>
-      <w:pPr>
-        <w:spacing w:after="280" w:lineRule="auto"/>
-        <w:rPr>
-          <w:strike w:val="1"/>
+          <w:color w:val="a3a3a3"/>
+          <w:sz w:val="24"/>
+          <w:szCs w:val="24"/>
+        </w:rPr>
+      </w:pPr>
+    </w:p>
+    <w:p>
+      <w:pPr>
+        <w:spacing w:after="280" w:lineRule="auto"/>
+        <w:rPr>
           <w:color w:val="a3a3a3"/>
           <w:sz w:val="24"/>
           <w:szCs w:val="24"/>
@@ -8085,7 +7996,6 @@
       <w:pPr>
         <w:spacing w:after="280" w:lineRule="auto"/>
         <w:rPr>
-          <w:strike w:val="1"/>
           <w:color w:val="a3a3a3"/>
           <w:sz w:val="24"/>
           <w:szCs w:val="24"/>
@@ -8115,7 +8025,6 @@
       <w:pPr>
         <w:spacing w:after="280" w:lineRule="auto"/>
         <w:rPr>
-          <w:strike w:val="1"/>
           <w:color w:val="a3a3a3"/>
           <w:sz w:val="24"/>
           <w:szCs w:val="24"/>
@@ -8145,7 +8054,6 @@
       <w:pPr>
         <w:spacing w:after="280" w:lineRule="auto"/>
         <w:rPr>
-          <w:strike w:val="1"/>
           <w:color w:val="a3a3a3"/>
           <w:sz w:val="24"/>
           <w:szCs w:val="24"/>
@@ -8175,7 +8083,6 @@
       <w:pPr>
         <w:spacing w:after="280" w:lineRule="auto"/>
         <w:rPr>
-          <w:strike w:val="1"/>
           <w:color w:val="a3a3a3"/>
           <w:sz w:val="24"/>
           <w:szCs w:val="24"/>
@@ -8205,7 +8112,6 @@
       <w:pPr>
         <w:spacing w:after="280" w:lineRule="auto"/>
         <w:rPr>
-          <w:strike w:val="1"/>
           <w:color w:val="a3a3a3"/>
           <w:sz w:val="24"/>
           <w:szCs w:val="24"/>
@@ -8517,7 +8423,6 @@
       <w:pPr>
         <w:spacing w:after="280" w:lineRule="auto"/>
         <w:rPr>
-          <w:strike w:val="1"/>
           <w:color w:val="a3a3a3"/>
           <w:sz w:val="24"/>
           <w:szCs w:val="24"/>

--- a/input/E023 OnAir Fest/On Air Fest Live Script.docx
+++ b/input/E023 OnAir Fest/On Air Fest Live Script.docx
@@ -459,7 +459,6 @@
           <w:szCs w:val="26"/>
         </w:rPr>
       </w:pPr>
-      <w:commentRangeStart w:id="0"/>
       <w:r>
         <w:rPr>
           <w:b w:val="1"/>
@@ -490,10 +489,7 @@
         </w:rPr>
         <w:t xml:space="preserve">OK – so at this point during the live taping, we played a video demo of one of my AI twins. You can watch it by heading over to our YouTube channel. But here's the audio version.</w:t>
       </w:r>
-      <w:commentRangeEnd w:id="0"/>
-      <w:r>
-        <w:commentReference w:id="0"/>
-      </w:r>
+      <w:r/>
       <w:r>
         <w:rPr>
           <w:rtl w:val="0"/>
@@ -8624,66 +8620,6 @@
     </w:sectPr>
   </w:body>
 </w:document>
-</file>
-
-<file path=word/comments.xml><?xml version="1.0" encoding="utf-8"?>
-<w:comments xmlns:mc="http://schemas.openxmlformats.org/markup-compatibility/2006" xmlns:o="urn:schemas-microsoft-com:office:office" xmlns:r="http://schemas.openxmlformats.org/officeDocument/2006/relationships" xmlns:m="http://schemas.openxmlformats.org/officeDocument/2006/math" xmlns:v="urn:schemas-microsoft-com:vml" xmlns:wp="http://schemas.openxmlformats.org/drawingml/2006/wordprocessingDrawing" xmlns:w10="urn:schemas-microsoft-com:office:word" xmlns:w="http://schemas.openxmlformats.org/wordprocessingml/2006/main" xmlns:wne="http://schemas.microsoft.com/office/word/2006/wordml" xmlns:sl="http://schemas.openxmlformats.org/schemaLibrary/2006/main" xmlns:a="http://schemas.openxmlformats.org/drawingml/2006/main" xmlns:pic="http://schemas.openxmlformats.org/drawingml/2006/picture" xmlns:c="http://schemas.openxmlformats.org/drawingml/2006/chart" xmlns:lc="http://schemas.openxmlformats.org/drawingml/2006/lockedCanvas" xmlns:dgm="http://schemas.openxmlformats.org/drawingml/2006/diagram" xmlns:wps="http://schemas.microsoft.com/office/word/2010/wordprocessingShape" xmlns:wpg="http://schemas.microsoft.com/office/word/2010/wordprocessingGroup" xmlns:w14="http://schemas.microsoft.com/office/word/2010/wordml" xmlns:w15="http://schemas.microsoft.com/office/word/2012/wordml" xmlns:w16="http://schemas.microsoft.com/office/word/2018/wordml" xmlns:w16cex="http://schemas.microsoft.com/office/word/2018/wordml/cex" xmlns:w16cid="http://schemas.microsoft.com/office/word/2016/wordml/cid" xmlns="http://schemas.microsoft.com/office/tasks/2019/documenttasks" xmlns:cr="http://schemas.microsoft.com/office/comments/2020/reactions">
-  <w:comment w:author="Rachel Ishikawa" w:id="0" w:date="2025-02-21T22:32:46Z">
-    <w:p>
-      <w:pPr>
-        <w:keepNext w:val="0"/>
-        <w:keepLines w:val="0"/>
-        <w:pageBreakBefore w:val="0"/>
-        <w:widowControl w:val="0"/>
-        <w:pBdr>
-          <w:top w:space="0" w:sz="0" w:val="nil"/>
-          <w:left w:space="0" w:sz="0" w:val="nil"/>
-          <w:bottom w:space="0" w:sz="0" w:val="nil"/>
-          <w:right w:space="0" w:sz="0" w:val="nil"/>
-          <w:between w:space="0" w:sz="0" w:val="nil"/>
-        </w:pBdr>
-        <w:shd w:fill="auto" w:val="clear"/>
-        <w:spacing w:after="0" w:before="0" w:line="240" w:lineRule="auto"/>
-        <w:ind w:left="0" w:right="0" w:firstLine="0"/>
-        <w:jc w:val="left"/>
-        <w:rPr>
-          <w:rFonts w:ascii="Arial" w:cs="Arial" w:eastAsia="Arial" w:hAnsi="Arial"/>
-          <w:b w:val="0"/>
-          <w:bCs w:val="0"/>
-          <w:i w:val="0"/>
-          <w:iCs w:val="0"/>
-          <w:smallCaps w:val="0"/>
-          <w:strike w:val="0"/>
-          <w:color w:val="000000"/>
-          <w:sz w:val="22"/>
-          <w:szCs w:val="22"/>
-          <w:u w:val="none"/>
-          <w:shd w:fill="auto" w:val="clear"/>
-          <w:vertAlign w:val="baseline"/>
-        </w:rPr>
-      </w:pPr>
-      <w:r>
-        <w:rPr>
-          <w:rFonts w:ascii="Arial" w:cs="Arial" w:eastAsia="Arial" w:hAnsi="Arial"/>
-          <w:b w:val="0"/>
-          <w:bCs w:val="0"/>
-          <w:i w:val="0"/>
-          <w:iCs w:val="0"/>
-          <w:smallCaps w:val="0"/>
-          <w:strike w:val="0"/>
-          <w:color w:val="000000"/>
-          <w:sz w:val="22"/>
-          <w:szCs w:val="22"/>
-          <w:u w:val="none"/>
-          <w:shd w:fill="auto" w:val="clear"/>
-          <w:vertAlign w:val="baseline"/>
-          <w:rtl w:val="0"/>
-        </w:rPr>
-        <w:t xml:space="preserve">@eric@waitwhat.com don't need this for video</w:t>
-      </w:r>
-    </w:p>
-  </w:comment>
-</w:comments>
 </file>
 
 <file path=word/footer1.xml><?xml version="1.0" encoding="utf-8"?>

--- a/input/E023 OnAir Fest/On Air Fest Live Script.docx
+++ b/input/E023 OnAir Fest/On Air Fest Live Script.docx
@@ -2,33 +2,6 @@
 <file path=word/document.xml><?xml version="1.0" encoding="utf-8"?>
 <w:document xmlns:mc="http://schemas.openxmlformats.org/markup-compatibility/2006" xmlns:o="urn:schemas-microsoft-com:office:office" xmlns:r="http://schemas.openxmlformats.org/officeDocument/2006/relationships" xmlns:m="http://schemas.openxmlformats.org/officeDocument/2006/math" xmlns:v="urn:schemas-microsoft-com:vml" xmlns:wp="http://schemas.openxmlformats.org/drawingml/2006/wordprocessingDrawing" xmlns:w10="urn:schemas-microsoft-com:office:word" xmlns:w="http://schemas.openxmlformats.org/wordprocessingml/2006/main" xmlns:wne="http://schemas.microsoft.com/office/word/2006/wordml" xmlns:sl="http://schemas.openxmlformats.org/schemaLibrary/2006/main" xmlns:a="http://schemas.openxmlformats.org/drawingml/2006/main" xmlns:pic="http://schemas.openxmlformats.org/drawingml/2006/picture" xmlns:c="http://schemas.openxmlformats.org/drawingml/2006/chart" xmlns:lc="http://schemas.openxmlformats.org/drawingml/2006/lockedCanvas" xmlns:dgm="http://schemas.openxmlformats.org/drawingml/2006/diagram" xmlns:wps="http://schemas.microsoft.com/office/word/2010/wordprocessingShape" xmlns:wpg="http://schemas.microsoft.com/office/word/2010/wordprocessingGroup" xmlns:w14="http://schemas.microsoft.com/office/word/2010/wordml" xmlns:w15="http://schemas.microsoft.com/office/word/2012/wordml" xmlns:w16="http://schemas.microsoft.com/office/word/2018/wordml" xmlns:w16cex="http://schemas.microsoft.com/office/word/2018/wordml/cex" xmlns:w16cid="http://schemas.microsoft.com/office/word/2016/wordml/cid" xmlns="http://schemas.microsoft.com/office/tasks/2019/documenttasks" xmlns:cr="http://schemas.microsoft.com/office/comments/2020/reactions">
   <w:body>
-    <w:p>
-      <w:pPr>
-        <w:spacing w:after="280" w:lineRule="auto"/>
-        <w:jc w:val="center"/>
-        <w:rPr>
-          <w:b w:val="1"/>
-          <w:bCs w:val="1"/>
-          <w:sz w:val="24"/>
-          <w:szCs w:val="24"/>
-        </w:rPr>
-      </w:pPr>
-      <w:r>
-        <w:rPr>
-          <w:b w:val="1"/>
-          <w:bCs w:val="1"/>
-          <w:sz w:val="24"/>
-          <w:szCs w:val="24"/>
-          <w:rtl w:val="0"/>
-        </w:rPr>
-        <w:t xml:space="preserve">On Air Fest Live Script</w:t>
-      </w:r>
-      <w:r>
-        <w:rPr>
-          <w:rtl w:val="0"/>
-        </w:rPr>
-      </w:r>
-    </w:p>
     <w:p>
       <w:pPr>
         <w:spacing w:after="280" w:lineRule="auto"/>
